--- a/basics_arr.docx
+++ b/basics_arr.docx
@@ -14977,7 +14977,7 @@
           <w:szCs w:val="20"/>
         </w:rPr>
         <w:pict w14:anchorId="5F793ECA">
-          <v:rect id="_x0000_i1046" style="width:0;height:1.5pt" o:hralign="center" o:hrstd="t" o:hr="t" fillcolor="#a0a0a0" stroked="f"/>
+          <v:rect id="_x0000_i1040" style="width:0;height:1.5pt" o:hralign="center" o:hrstd="t" o:hr="t" fillcolor="#a0a0a0" stroked="f"/>
         </w:pict>
       </w:r>
     </w:p>
@@ -16702,7 +16702,7 @@
           <w:szCs w:val="20"/>
         </w:rPr>
         <w:pict w14:anchorId="1AE74693">
-          <v:rect id="_x0000_i1078" style="width:0;height:1.5pt" o:hralign="center" o:hrstd="t" o:hr="t" fillcolor="#a0a0a0" stroked="f"/>
+          <v:rect id="_x0000_i1041" style="width:0;height:1.5pt" o:hralign="center" o:hrstd="t" o:hr="t" fillcolor="#a0a0a0" stroked="f"/>
         </w:pict>
       </w:r>
     </w:p>
@@ -17308,7 +17308,7 @@
           <w:szCs w:val="20"/>
         </w:rPr>
         <w:pict w14:anchorId="358B2BBA">
-          <v:rect id="_x0000_i1079" style="width:0;height:1.5pt" o:hralign="center" o:hrstd="t" o:hr="t" fillcolor="#a0a0a0" stroked="f"/>
+          <v:rect id="_x0000_i1042" style="width:0;height:1.5pt" o:hralign="center" o:hrstd="t" o:hr="t" fillcolor="#a0a0a0" stroked="f"/>
         </w:pict>
       </w:r>
     </w:p>
@@ -17943,7 +17943,7 @@
           <w:szCs w:val="20"/>
         </w:rPr>
         <w:pict w14:anchorId="37194C7F">
-          <v:rect id="_x0000_i1080" style="width:0;height:1.5pt" o:hralign="center" o:hrstd="t" o:hr="t" fillcolor="#a0a0a0" stroked="f"/>
+          <v:rect id="_x0000_i1043" style="width:0;height:1.5pt" o:hralign="center" o:hrstd="t" o:hr="t" fillcolor="#a0a0a0" stroked="f"/>
         </w:pict>
       </w:r>
     </w:p>
@@ -18678,7 +18678,7 @@
           <w:szCs w:val="20"/>
         </w:rPr>
         <w:pict w14:anchorId="60987A61">
-          <v:rect id="_x0000_i1081" style="width:0;height:1.5pt" o:hralign="center" o:hrstd="t" o:hr="t" fillcolor="#a0a0a0" stroked="f"/>
+          <v:rect id="_x0000_i1044" style="width:0;height:1.5pt" o:hralign="center" o:hrstd="t" o:hr="t" fillcolor="#a0a0a0" stroked="f"/>
         </w:pict>
       </w:r>
     </w:p>
@@ -19418,7 +19418,7 @@
           <w:szCs w:val="20"/>
         </w:rPr>
         <w:pict w14:anchorId="549BB7B3">
-          <v:rect id="_x0000_i1082" style="width:0;height:1.5pt" o:hralign="center" o:hrstd="t" o:hr="t" fillcolor="#a0a0a0" stroked="f"/>
+          <v:rect id="_x0000_i1045" style="width:0;height:1.5pt" o:hralign="center" o:hrstd="t" o:hr="t" fillcolor="#a0a0a0" stroked="f"/>
         </w:pict>
       </w:r>
     </w:p>
@@ -22472,6 +22472,7 @@
   <w:style w:type="character" w:default="1" w:styleId="DefaultParagraphFont">
     <w:name w:val="Default Paragraph Font"/>
     <w:uiPriority w:val="1"/>
+    <w:semiHidden/>
     <w:unhideWhenUsed/>
   </w:style>
   <w:style w:type="table" w:default="1" w:styleId="TableNormal">

--- a/basics_arr.docx
+++ b/basics_arr.docx
@@ -4884,6 +4884,13 @@
         </w:rPr>
         <w:t xml:space="preserve">   </w:t>
       </w:r>
+      <w:r>
+        <w:rPr>
+          <w:sz w:val="20"/>
+          <w:szCs w:val="20"/>
+        </w:rPr>
+        <w:t xml:space="preserve"> </w:t>
+      </w:r>
     </w:p>
     <w:p>
       <w:pPr>
@@ -5085,23 +5092,7 @@
           <w:sz w:val="20"/>
           <w:szCs w:val="20"/>
         </w:rPr>
-        <w:t xml:space="preserve">Build </w:t>
-      </w:r>
-      <w:proofErr w:type="spellStart"/>
-      <w:r>
-        <w:rPr>
-          <w:sz w:val="20"/>
-          <w:szCs w:val="20"/>
-        </w:rPr>
-        <w:t>NeetCode</w:t>
-      </w:r>
-      <w:proofErr w:type="spellEnd"/>
-      <w:r>
-        <w:rPr>
-          <w:sz w:val="20"/>
-          <w:szCs w:val="20"/>
-        </w:rPr>
-        <w:t xml:space="preserve"> foundation</w:t>
+        <w:t>Build NeetCode foundation</w:t>
       </w:r>
     </w:p>
     <w:p>
@@ -12381,6 +12372,37 @@
           <w:szCs w:val="20"/>
         </w:rPr>
       </w:pPr>
+      <w:proofErr w:type="gramStart"/>
+      <w:r>
+        <w:rPr>
+          <w:sz w:val="20"/>
+          <w:szCs w:val="20"/>
+        </w:rPr>
+        <w:t>Op:[</w:t>
+      </w:r>
+      <w:proofErr w:type="gramEnd"/>
+      <w:r>
+        <w:rPr>
+          <w:sz w:val="20"/>
+          <w:szCs w:val="20"/>
+        </w:rPr>
+        <w:t>0,1</w:t>
+      </w:r>
+      <w:r>
+        <w:rPr>
+          <w:sz w:val="20"/>
+          <w:szCs w:val="20"/>
+        </w:rPr>
+        <w:t>]</w:t>
+      </w:r>
+    </w:p>
+    <w:p>
+      <w:pPr>
+        <w:rPr>
+          <w:sz w:val="20"/>
+          <w:szCs w:val="20"/>
+        </w:rPr>
+      </w:pPr>
       <w:r>
         <w:rPr>
           <w:sz w:val="20"/>
@@ -13046,6 +13068,7 @@
           <w:sz w:val="20"/>
           <w:szCs w:val="20"/>
         </w:rPr>
+        <w:lastRenderedPageBreak/>
         <w:t>Input: [1,4,5,6], target = 10</w:t>
       </w:r>
     </w:p>
@@ -13061,7 +13084,6 @@
           <w:sz w:val="20"/>
           <w:szCs w:val="20"/>
         </w:rPr>
-        <w:lastRenderedPageBreak/>
         <w:t>Output: true</w:t>
       </w:r>
     </w:p>
@@ -13949,6 +13971,7 @@
           <w:sz w:val="20"/>
           <w:szCs w:val="20"/>
         </w:rPr>
+        <w:lastRenderedPageBreak/>
         <w:t xml:space="preserve">        }</w:t>
       </w:r>
     </w:p>
@@ -13964,7 +13987,6 @@
           <w:sz w:val="20"/>
           <w:szCs w:val="20"/>
         </w:rPr>
-        <w:lastRenderedPageBreak/>
         <w:t xml:space="preserve">        </w:t>
       </w:r>
       <w:proofErr w:type="spellStart"/>
@@ -14645,7 +14667,6 @@
           <w:sz w:val="20"/>
           <w:szCs w:val="20"/>
         </w:rPr>
-        <w:lastRenderedPageBreak/>
         <w:t xml:space="preserve">function </w:t>
       </w:r>
       <w:proofErr w:type="spellStart"/>
@@ -15424,6 +15445,7 @@
           <w:sz w:val="20"/>
           <w:szCs w:val="20"/>
         </w:rPr>
+        <w:lastRenderedPageBreak/>
         <w:t xml:space="preserve">    }</w:t>
       </w:r>
     </w:p>
@@ -15439,7 +15461,6 @@
           <w:sz w:val="20"/>
           <w:szCs w:val="20"/>
         </w:rPr>
-        <w:lastRenderedPageBreak/>
         <w:t>}</w:t>
       </w:r>
     </w:p>
@@ -16265,7 +16286,6 @@
           <w:sz w:val="20"/>
           <w:szCs w:val="20"/>
         </w:rPr>
-        <w:lastRenderedPageBreak/>
         <w:t xml:space="preserve">    </w:t>
       </w:r>
       <w:r>
@@ -17061,6 +17081,7 @@
           <w:sz w:val="20"/>
           <w:szCs w:val="20"/>
         </w:rPr>
+        <w:lastRenderedPageBreak/>
         <w:t xml:space="preserve">          </w:t>
       </w:r>
       <w:proofErr w:type="spellStart"/>
@@ -17117,7 +17138,6 @@
           <w:sz w:val="20"/>
           <w:szCs w:val="20"/>
         </w:rPr>
-        <w:lastRenderedPageBreak/>
         <w:t xml:space="preserve">      }</w:t>
       </w:r>
     </w:p>
@@ -17910,7 +17930,6 @@
           <w:sz w:val="20"/>
           <w:szCs w:val="20"/>
         </w:rPr>
-        <w:lastRenderedPageBreak/>
         <w:t>console.log(</w:t>
       </w:r>
       <w:proofErr w:type="spellStart"/>
@@ -18766,6 +18785,7 @@
           <w:sz w:val="20"/>
           <w:szCs w:val="20"/>
         </w:rPr>
+        <w:lastRenderedPageBreak/>
         <w:t>Output:</w:t>
       </w:r>
     </w:p>
@@ -18781,7 +18801,6 @@
           <w:sz w:val="20"/>
           <w:szCs w:val="20"/>
         </w:rPr>
-        <w:lastRenderedPageBreak/>
         <w:t>{</w:t>
       </w:r>
     </w:p>
@@ -19537,6 +19556,7 @@
           <w:sz w:val="20"/>
           <w:szCs w:val="20"/>
         </w:rPr>
+        <w:lastRenderedPageBreak/>
         <w:t>{</w:t>
       </w:r>
     </w:p>
@@ -19552,7 +19572,6 @@
           <w:sz w:val="20"/>
           <w:szCs w:val="20"/>
         </w:rPr>
-        <w:lastRenderedPageBreak/>
         <w:t xml:space="preserve">  ab: ["ab","</w:t>
       </w:r>
       <w:proofErr w:type="spellStart"/>
@@ -20116,6 +20135,22 @@
         </w:rPr>
         <w:t>","cd"]))</w:t>
       </w:r>
+    </w:p>
+    <w:p>
+      <w:pPr>
+        <w:rPr>
+          <w:sz w:val="20"/>
+          <w:szCs w:val="20"/>
+        </w:rPr>
+      </w:pPr>
+    </w:p>
+    <w:p>
+      <w:pPr>
+        <w:rPr>
+          <w:sz w:val="20"/>
+          <w:szCs w:val="20"/>
+        </w:rPr>
+      </w:pPr>
     </w:p>
     <w:p>
       <w:pPr>
